--- a/data/chunks/Despacho_n_7088_2023_Regulamento_de_Matr_culas_e_Inscri_es_do_Instituto_Polit_cnico_do_Porto/article_smart/05_chunk_inspection.docx
+++ b/data/chunks/Despacho_n_7088_2023_Regulamento_de_Matr_culas_e_Inscri_es_do_Instituto_Polit_cnico_do_Porto/article_smart/05_chunk_inspection.docx
@@ -421,7 +421,7 @@
     </w:p>
     <w:p>
       <w:r>
-        <w:t>- section_labels: ['8', '9', '10', '11', '12', '13', '14', '15', '16']</w:t>
+        <w:t>- section_labels: ['8', '9', '10', '11', '12', '13', '60', '14', '15', '16']</w:t>
       </w:r>
     </w:p>
     <w:p>
@@ -462,6 +462,7 @@
         <w:t>13 — Duração normal de um ciclo de estudos — Número de anos, semestres ou trimestres</w:t>
         <w:br/>
         <w:t>letivos em que o ciclo de estudos/curso se estrutura. A cada ano curricular correspondem, em regra,</w:t>
+        <w:br/>
         <w:br/>
         <w:t>60 créditos ECTS.</w:t>
         <w:br/>
@@ -731,7 +732,7 @@
     </w:p>
     <w:p>
       <w:r>
-        <w:t>- article_title: Realização da matrícula/inscrição | Têm legitimidade para efetuar a matrícula e/ou inscrição:</w:t>
+        <w:t>- article_title: Realização da matrícula/inscrição</w:t>
       </w:r>
     </w:p>
     <w:p>
@@ -771,6 +772,8 @@
     </w:p>
     <w:p>
       <w:r>
+        <w:t>Têm legitimidade para efetuar a matrícula e/ou inscrição:</w:t>
+        <w:br/>
         <w:t>a) O estudante;</w:t>
         <w:br/>
         <w:t>b) Um seu procurador bastante;</w:t>
@@ -925,7 +928,7 @@
     </w:p>
     <w:p>
       <w:r>
-        <w:t>- article_title: Prazos de matrícula e de inscrição | As matrículas e inscrições realizam -se nos prazos fixados no calendário escolar, com exceção</w:t>
+        <w:t>- article_title: Prazos de matrícula e de inscrição</w:t>
       </w:r>
     </w:p>
     <w:p>
@@ -965,6 +968,8 @@
     </w:p>
     <w:p>
       <w:r>
+        <w:t>As matrículas e inscrições realizam -se nos prazos fixados no calendário escolar, com exceção</w:t>
+        <w:br/>
         <w:t>dos casos previstos nos números seguintes:</w:t>
         <w:br/>
         <w:t>a) Estudantes colocados ao abrigo do Concurso Nacional de Acesso — os prazos de matrículas</w:t>
@@ -1023,7 +1028,7 @@
     </w:p>
     <w:p>
       <w:r>
-        <w:t>- article_title: Condições para realização da matrícula | Para a realização da matrícula é necessária a verificação cumulativa das seguintes condições:</w:t>
+        <w:t>- article_title: Condições para realização da matrícula</w:t>
       </w:r>
     </w:p>
     <w:p>
@@ -1063,6 +1068,8 @@
     </w:p>
     <w:p>
       <w:r>
+        <w:t>Para a realização da matrícula é necessária a verificação cumulativa das seguintes condições:</w:t>
+        <w:br/>
         <w:t>a) A admissão do estudante à Escola ao abrigo dos concursos regulamentarmente referidos</w:t>
         <w:br/>
         <w:t>no artigo anterior;</w:t>
@@ -1418,7 +1425,7 @@
     </w:p>
     <w:p>
       <w:r>
-        <w:t>- article_title: Número de créditos ECTS a que os estudantes se podem inscrever</w:t>
+        <w:t xml:space="preserve">- article_title: </w:t>
       </w:r>
     </w:p>
     <w:p>
@@ -1458,6 +1465,8 @@
     </w:p>
     <w:p>
       <w:r>
+        <w:t>Número de créditos ECTS a que os estudantes se podem inscrever</w:t>
+        <w:br/>
         <w:t>1 — Os estudantes inscritos no 1.º ano de um ciclo de estudos podem inscrever -se, no máximo,</w:t>
         <w:br/>
         <w:t>ao número de créditos do ano curricular completo, se inscritos em regime de tempo integral, ou</w:t>
@@ -2284,7 +2293,7 @@
     </w:p>
     <w:p>
       <w:r>
-        <w:t>- article_title: Dúvidas e omissões | As dúvidas e omissões resultantes da aplicação do presente regulamento serão resolvidas</w:t>
+        <w:t>- article_title: Dúvidas e omissões</w:t>
       </w:r>
     </w:p>
     <w:p>
@@ -2324,6 +2333,8 @@
     </w:p>
     <w:p>
       <w:r>
+        <w:t>As dúvidas e omissões resultantes da aplicação do presente regulamento serão resolvidas</w:t>
+        <w:br/>
         <w:t>por despacho do Presidente do P.PORTO.</w:t>
       </w:r>
     </w:p>
